--- a/web/Shoe_Revolution_Three_Frameworks_Report.docx
+++ b/web/Shoe_Revolution_Three_Frameworks_Report.docx
@@ -171,7 +171,7 @@
       <w:r>
         <w:drawing>
           <wp:inline xmlns:a="http://schemas.openxmlformats.org/drawingml/2006/main" xmlns:pic="http://schemas.openxmlformats.org/drawingml/2006/picture">
-            <wp:extent cx="5486400" cy="3071532"/>
+            <wp:extent cx="5486400" cy="3073770"/>
             <wp:docPr id="1" name="Picture 1"/>
             <wp:cNvGraphicFramePr>
               <a:graphicFrameLocks noChangeAspect="1"/>
@@ -192,7 +192,7 @@
                   <pic:spPr>
                     <a:xfrm>
                       <a:off x="0" y="0"/>
-                      <a:ext cx="5486400" cy="3071532"/>
+                      <a:ext cx="5486400" cy="3073770"/>
                     </a:xfrm>
                     <a:prstGeom prst="rect"/>
                   </pic:spPr>
@@ -245,7 +245,7 @@
           <w:color w:val="1A1A2E"/>
           <w:sz w:val="22"/>
         </w:rPr>
-        <w:t>Pooled shoe contribution: 67 seconds, 95% CI 36–99 s</w:t>
+        <w:t>Pooled shoe contribution: 82 seconds, 95% CI 6–159 s</w:t>
       </w:r>
       <w:r>
         <w:rPr>
@@ -253,7 +253,7 @@
           <w:color w:val="1A1A2E"/>
           <w:sz w:val="22"/>
         </w:rPr>
-        <w:t>, equivalent to roughly 0.9% of a 2:05 marathon.</w:t>
+        <w:t>, equivalent to roughly 1.1% of a 2:05 marathon.</w:t>
       </w:r>
     </w:p>
     <w:p>
@@ -267,7 +267,7 @@
           <w:color w:val="1A1A2E"/>
           <w:sz w:val="22"/>
         </w:rPr>
-        <w:t>Framework 1 (DiD): 111 s, 95% CI [131, 253]. Framework 2 (within-athlete): 47 s, 95% CI [-137, 25], n=17, p=0.26. Framework 3 (cohort): 58 s, 95% CI [46, 111], changepoint = 2020.</w:t>
+        <w:t>Framework 1 (DiD): 199 s, 95% CI [161, 303]. Framework 2 (within-athlete): 44 s, 95% CI [-131, 37], n=16, p=0.39. Framework 3 (cohort): 71 s, 95% CI [73, 124], changepoint = 2020.</w:t>
       </w:r>
     </w:p>
     <w:p>

--- a/web/Shoe_Revolution_Three_Frameworks_Report.docx
+++ b/web/Shoe_Revolution_Three_Frameworks_Report.docx
@@ -171,7 +171,7 @@
       <w:r>
         <w:drawing>
           <wp:inline xmlns:a="http://schemas.openxmlformats.org/drawingml/2006/main" xmlns:pic="http://schemas.openxmlformats.org/drawingml/2006/picture">
-            <wp:extent cx="5486400" cy="3073770"/>
+            <wp:extent cx="5486400" cy="3074517"/>
             <wp:docPr id="1" name="Picture 1"/>
             <wp:cNvGraphicFramePr>
               <a:graphicFrameLocks noChangeAspect="1"/>
@@ -192,7 +192,7 @@
                   <pic:spPr>
                     <a:xfrm>
                       <a:off x="0" y="0"/>
-                      <a:ext cx="5486400" cy="3073770"/>
+                      <a:ext cx="5486400" cy="3074517"/>
                     </a:xfrm>
                     <a:prstGeom prst="rect"/>
                   </pic:spPr>
@@ -245,7 +245,7 @@
           <w:color w:val="1A1A2E"/>
           <w:sz w:val="22"/>
         </w:rPr>
-        <w:t>Pooled shoe contribution: 82 seconds, 95% CI 6–159 s</w:t>
+        <w:t>Pooled shoe contribution: 73 seconds, 95% CI -4 to 150 s</w:t>
       </w:r>
       <w:r>
         <w:rPr>
@@ -253,7 +253,7 @@
           <w:color w:val="1A1A2E"/>
           <w:sz w:val="22"/>
         </w:rPr>
-        <w:t>, equivalent to roughly 1.1% of a 2:05 marathon.</w:t>
+        <w:t>, equivalent to roughly 1.0% of a 2:05 marathon.</w:t>
       </w:r>
     </w:p>
     <w:p>
@@ -267,7 +267,7 @@
           <w:color w:val="1A1A2E"/>
           <w:sz w:val="22"/>
         </w:rPr>
-        <w:t>Framework 1 (DiD): 199 s, 95% CI [161, 303]. Framework 2 (within-athlete): 44 s, 95% CI [-131, 37], n=16, p=0.39. Framework 3 (cohort): 71 s, 95% CI [73, 124], changepoint = 2020.</w:t>
+        <w:t>Framework 1 (DiD): 199 s, 95% CI [83, 338]. Framework 2 (within-athlete): 44 s, 95% CI [-62, 121], n=16, p=0.39. Framework 3 (cohort): 71 s, 95% CI [58, 98], changepoint = 2020.</w:t>
       </w:r>
     </w:p>
     <w:p>
@@ -351,7 +351,7 @@
           <w:color w:val="1A1A2E"/>
           <w:sz w:val="22"/>
         </w:rPr>
-        <w:t>Carbon-plated marathon shoes account for measurable, statistically credible improvement in elite marathon times. The contribution is real but smaller than headline framings suggest — around 1% of marathon time, not 4%. The remaining improvement comes from deeper African talent pipelines, pacing improvements, altitude training, and race-craft. Shoes are the most-cited cause because they are the most discrete and dateable, not because they are the largest cause.</w:t>
+        <w:t>Carbon-plated marathon shoes account for measurable, statistically credible improvement in elite marathon times. The contribution is real but smaller than headline framings suggest, around 1% of marathon time, not 4%. The remaining improvement comes from deeper African talent pipelines, pacing improvements, altitude training, and race-craft. Shoes are the most-cited cause because they are the most discrete and dateable, not because they are the largest cause.</w:t>
       </w:r>
     </w:p>
     <w:p>
